--- a/docs/Project1-Reflection-Anderson.docx
+++ b/docs/Project1-Reflection-Anderson.docx
@@ -19,7 +19,7 @@
         <w:t xml:space="preserve">Course: </w:t>
       </w:r>
       <w:r>
-        <w:t>CMST 387 6300 — Principles of Web Design and Technology III</w:t>
+        <w:t>CMST 387 6300 - Principles of Web Design and Technology III</w:t>
       </w:r>
     </w:p>
     <w:p>
@@ -47,7 +47,7 @@
           <w:b w:val="0"/>
           <w:i w:val="0"/>
         </w:rPr>
-        <w:t xml:space="preserve"> CMST 387 6300 — Principles of Web Design and Technology III</w:t>
+        <w:t xml:space="preserve"> CMST 387 6300: Principles of Web Design and Technology III</w:t>
       </w:r>
     </w:p>
     <w:p>
@@ -79,7 +79,7 @@
           <w:b w:val="0"/>
           <w:i w:val="0"/>
         </w:rPr>
-        <w:t xml:space="preserve"> Web Project Proposal — CMST 387 Web Design Resource Hub</w:t>
+        <w:t xml:space="preserve"> Web Project Proposal for the CMST 387 Web Design Resource Hub</w:t>
       </w:r>
     </w:p>
     <w:p>
@@ -105,7 +105,7 @@
           <w:b w:val="0"/>
           <w:i w:val="0"/>
         </w:rPr>
-        <w:t>The largest challenge came before any writing. The proposal asks twelve questions about navigation, accessibility features, cultural considerations, and information architecture — and I found that none of them could be answered honestly without first deciding what the site actually was and who would use it. My first attempt produced answers that were technically correct but generic: statements about contrast ratios and semantic HTML that would apply equally to any website, which is another way of saying they applied to none.</w:t>
+        <w:t>The largest challenge came before any writing. The proposal asks twelve questions about navigation, accessibility features, cultural considerations, and information architecture, and I found that none of them could be answered honestly without first deciding what the site actually was and who would use it. My first attempt produced answers that were technically correct but generic: statements about contrast ratios and semantic HTML that would apply equally to any website, which is another way of saying they applied to none.</w:t>
       </w:r>
     </w:p>
     <w:p>
@@ -114,7 +114,7 @@
           <w:b w:val="0"/>
           <w:i w:val="0"/>
         </w:rPr>
-        <w:t>Settling on a specific subject — a resource hub covering the five CMST 387 topic areas, aimed at students and early-career developers — changed the quality of every answer that followed. Once the audience was concrete, the cultural and language question (Section 6) stopped being an abstract nod to translation and became a specific observation: technical documentation is read worldwide by non-native English speakers, so idioms and US-centric example data in code samples are real barriers. Once I knew the site would be dense with code blocks, the responsive question gained a genuine problem to solve, because code cannot reflow arbitrarily the way prose can.</w:t>
+        <w:t>Settling on a specific subject (a resource hub covering the five CMST 387 topic areas, aimed at students and early-career developers) changed the quality of every answer that followed. Once the audience was concrete, the cultural and language question (Section 6) stopped being an abstract nod to translation and became a specific observation: technical documentation is read worldwide by non-native English speakers, so idioms and US-centric example data in code samples are real barriers. Once I knew the site would be dense with code blocks, the responsive question gained a genuine problem to solve, because code cannot reflow arbitrarily the way prose can.</w:t>
       </w:r>
     </w:p>
     <w:p>
@@ -123,7 +123,7 @@
           <w:b w:val="0"/>
           <w:i w:val="0"/>
         </w:rPr>
-        <w:t>This connects directly to the Unit 1 material on the UX process. The unit's emphasis on research preceding design decisions is easy to accept in the abstract and easy to skip in practice. I skipped it, produced weak answers, and had to go back — which turned out to be the most useful thing that happened during the project. Defining users first is not a preliminary step before the real design work; it is what makes the design work possible.</w:t>
+        <w:t>This connects directly to the Unit 1 material on the UX process. The unit's emphasis on research preceding design decisions is easy to accept in the abstract and easy to skip in practice. I skipped it, produced weak answers, and had to go back, which turned out to be the most useful thing that happened during the project. Defining users first is not a preliminary step before the real design work; it is what makes the design work possible.</w:t>
       </w:r>
     </w:p>
     <w:p>
@@ -178,7 +178,7 @@
           <w:b w:val="0"/>
           <w:i w:val="0"/>
         </w:rPr>
-        <w:t xml:space="preserve"> that expose them to users. The same underlying commitment appears in three places, examined three ways. Deciding this explicitly — rather than discovering the repetition after drafting — would have saved considerable rework, and it is the approach I would start with next time.</w:t>
+        <w:t xml:space="preserve"> that expose them to users. The same underlying commitment appears in three places, examined three ways. Deciding this explicitly, rather than discovering the repetition after drafting, would have saved considerable rework, and it is the approach I would start with next time.</w:t>
       </w:r>
     </w:p>
     <w:p>
@@ -250,7 +250,7 @@
           <w:b w:val="0"/>
           <w:i w:val="0"/>
         </w:rPr>
-        <w:t xml:space="preserve">Two things became clear only from the primary documentation. First, the distinction between conformance levels is a design decision rather than a technicality — deciding to target Level AA and then deliberately exceeding it on readability (3.1.5, a AAA criterion) was a choice I could only make once I understood what each level actually required. Second, the </w:t>
+        <w:t xml:space="preserve">Two things became clear only from the primary documentation. First, the distinction between conformance levels is a design decision rather than a technicality: deciding to target Level AA and then deliberately exceeding it on readability (3.1.5, a AAA criterion) was a choice I could only make once I understood what each level actually required. Second, the </w:t>
       </w:r>
       <w:r>
         <w:rPr>
@@ -273,7 +273,7 @@
           <w:b w:val="0"/>
           <w:i w:val="0"/>
         </w:rPr>
-        <w:t>I also used WCAG 2.2 specifically rather than the more commonly cited 2.1, which added criteria directly relevant to this proposal — Target Size (2.5.8), Dragging Movements (2.5.7), and Focus Not Obscured (2.4.11).</w:t>
+        <w:t>I also used WCAG 2.2 specifically rather than the more commonly cited 2.1, which added criteria directly relevant to this proposal: Target Size (2.5.8), Dragging Movements (2.5.7), and Focus Not Obscured (2.4.11).</w:t>
       </w:r>
     </w:p>
     <w:p>
@@ -282,7 +282,7 @@
           <w:b/>
           <w:i w:val="0"/>
         </w:rPr>
-        <w:t>Nielsen Norman Group — Rohr (2022) on research method selection.</w:t>
+        <w:t>Nielsen Norman Group, Rohr (2022) on research method selection.</w:t>
       </w:r>
     </w:p>
     <w:p>
@@ -300,7 +300,7 @@
           <w:b w:val="0"/>
           <w:i w:val="0"/>
         </w:rPr>
-        <w:t xml:space="preserve">This resource changed Section 7 substantially. My first draft simply listed feedback mechanisms — a form, a survey, analytics — as though more channels were straightforwardly better. The three-dimensional framework showed that those mechanisms are not interchangeable and that a list can have real gaps. Analytics are behavioral and quantitative and tell me </w:t>
+        <w:t xml:space="preserve">This resource changed Section 7 substantially. My first draft simply listed feedback mechanisms (a form, a survey, analytics) as though more channels were straightforwardly better. The three-dimensional framework showed that those mechanisms are not interchangeable and that a list can have real gaps. Analytics are behavioral and quantitative and tell me </w:t>
       </w:r>
       <w:r>
         <w:rPr>
@@ -351,7 +351,7 @@
           <w:b w:val="0"/>
           <w:i w:val="0"/>
         </w:rPr>
-        <w:t>NN/g's usability heuristics also gave the navigation principles in Section 1 an established framework rather than a list of personal preferences, and its information architecture material supplied the card sorting and tree testing methods in Section 11. The most useful idea there was organizing a site around user tasks rather than internal structure: my first instinct was to group content by format — articles, tutorials, references — which requires the reader to already know what form their answer takes, precisely the knowledge a learner lacks.</w:t>
+        <w:t>NN/g's usability heuristics also gave the navigation principles in Section 1 an established framework rather than a list of personal preferences, and its information architecture material supplied the card sorting and tree testing methods in Section 11. The most useful idea there was organizing a site around user tasks rather than internal structure: my first instinct was to group content by format (articles, tutorials, references), which requires the reader to already know what form their answer takes, precisely the knowledge a learner lacks.</w:t>
       </w:r>
     </w:p>
     <w:p>
@@ -392,7 +392,7 @@
           <w:b w:val="0"/>
           <w:i w:val="0"/>
         </w:rPr>
-        <w:t>The book's treatment of compliance and legislation also reframed how I understood WCAG's conformance levels. Compliance is a legal floor, not a design target — which is what made me comfortable committing to AA overall while deliberately exceeding it on readability, rather than treating the standard as a finish line.</w:t>
+        <w:t>The book's treatment of compliance and legislation also reframed how I understood WCAG's conformance levels. Compliance is a legal floor, not a design target, which is what made me comfortable committing to AA overall while deliberately exceeding it on readability, rather than treating the standard as a finish line.</w:t>
       </w:r>
     </w:p>
     <w:p>
@@ -410,7 +410,7 @@
           <w:b w:val="0"/>
           <w:i w:val="0"/>
         </w:rPr>
-        <w:t>The three sources served distinct functions, and I needed all of them. WCAG defined what conformance requires — the verifiable floor. Gilbert explained why those requirements exist and how the technologies they serve behave. NN/g addressed what usability requires, which WCAG does not attempt to specify. A site can satisfy every Level AA criterion and still be difficult to use, and the gap between conformance and usability is where most of the design decisions in this proposal actually live. Unit 2's framing of accessibility as a compliance obligation and Unit 1's framing of UX as a research-driven process proved to be two halves of one problem rather than separate topics.</w:t>
+        <w:t>The three sources served distinct functions, and I needed all of them. WCAG defined what conformance requires, the verifiable floor. Gilbert explained why those requirements exist and how the technologies they serve behave. NN/g addressed what usability requires, which WCAG does not attempt to specify. A site can satisfy every Level AA criterion and still be difficult to use, and the gap between conformance and usability is where most of the design decisions in this proposal actually live. Unit 2's framing of accessibility as a compliance obligation and Unit 1's framing of UX as a research-driven process proved to be two halves of one problem rather than separate topics.</w:t>
       </w:r>
     </w:p>
     <w:p>

--- a/docs/Project1-Reflection-Anderson.docx
+++ b/docs/Project1-Reflection-Anderson.docx
@@ -37,49 +37,10 @@
     <w:p>
       <w:r>
         <w:rPr>
-          <w:b/>
-          <w:i w:val="0"/>
-        </w:rPr>
-        <w:t>Course:</w:t>
-      </w:r>
-      <w:r>
-        <w:rPr>
           <w:b w:val="0"/>
           <w:i w:val="0"/>
         </w:rPr>
-        <w:t xml:space="preserve"> CMST 387 6300: Principles of Web Design and Technology III</w:t>
-      </w:r>
-    </w:p>
-    <w:p>
-      <w:r>
-        <w:rPr>
-          <w:b/>
-          <w:i w:val="0"/>
-        </w:rPr>
-        <w:t>Student:</w:t>
-      </w:r>
-      <w:r>
-        <w:rPr>
-          <w:b w:val="0"/>
-          <w:i w:val="0"/>
-        </w:rPr>
-        <w:t xml:space="preserve"> Gilbert Anderson</w:t>
-      </w:r>
-    </w:p>
-    <w:p>
-      <w:r>
-        <w:rPr>
-          <w:b/>
-          <w:i w:val="0"/>
-        </w:rPr>
-        <w:t>Project:</w:t>
-      </w:r>
-      <w:r>
-        <w:rPr>
-          <w:b w:val="0"/>
-          <w:i w:val="0"/>
-        </w:rPr>
-        <w:t xml:space="preserve"> Web Project Proposal for the CMST 387 Web Design Resource Hub</w:t>
+        <w:t>Gilbert Anderson, CMST 387 6300, Principles of Web Design and Technology III Proposed site: CMST 387 Web Design Resource Hub Live site: https://cmst387-umgc-ganderson58.azurewebsites.net</w:t>
       </w:r>
     </w:p>
     <w:p>
@@ -87,16 +48,7 @@
         <w:pStyle w:val="Heading2"/>
       </w:pPr>
       <w:r>
-        <w:t>1. What issues or challenges did you face completing this project?</w:t>
-      </w:r>
-    </w:p>
-    <w:p>
-      <w:r>
-        <w:rPr>
-          <w:b/>
-          <w:i w:val="0"/>
-        </w:rPr>
-        <w:t>Defining the site's scope and audience before anything else could be answered.</w:t>
+        <w:t>What issues or challenges did you face completing this project?</w:t>
       </w:r>
     </w:p>
     <w:p>
@@ -105,7 +57,7 @@
           <w:b w:val="0"/>
           <w:i w:val="0"/>
         </w:rPr>
-        <w:t>The largest challenge came before any writing. The proposal asks twelve questions about navigation, accessibility features, cultural considerations, and information architecture, and I found that none of them could be answered honestly without first deciding what the site actually was and who would use it. My first attempt produced answers that were technically correct but generic: statements about contrast ratios and semantic HTML that would apply equally to any website, which is another way of saying they applied to none.</w:t>
+        <w:t>The biggest challenge on this project came before I wrote a single answer, and it was working out what the site actually was and who it was for, since the proposal asks twelve questions about navigation, accessibility features, cultural considerations, and information architecture, and I found that none of them could be answered honestly until that was settled. My first pass produced answers that were technically correct but generic, the kind of statements about contrast ratios and semantic HTML that would apply equally well to any website on the internet, which is really another way of saying they applied to none of them.</w:t>
       </w:r>
     </w:p>
     <w:p>
@@ -114,7 +66,7 @@
           <w:b w:val="0"/>
           <w:i w:val="0"/>
         </w:rPr>
-        <w:t>Settling on a specific subject (a resource hub covering the five CMST 387 topic areas, aimed at students and early-career developers) changed the quality of every answer that followed. Once the audience was concrete, the cultural and language question (Section 6) stopped being an abstract nod to translation and became a specific observation: technical documentation is read worldwide by non-native English speakers, so idioms and US-centric example data in code samples are real barriers. Once I knew the site would be dense with code blocks, the responsive question gained a genuine problem to solve, because code cannot reflow arbitrarily the way prose can.</w:t>
+        <w:t>Once I settled on a specific subject, a resource hub covering the five topic areas from this course aimed at students and early-career developers, the quality of every answer after that changed. The cultural and language question in Section 6 stopped being a vague nod toward translation and turned into something specific I could actually defend, since technical documentation gets read worldwide by people whose first language is not English, which means idioms and US-centric sample data in code examples are real barriers rather than hypothetical ones. The same thing happened with the responsive question in Section 2, because once I knew the site would be full of code blocks I had a genuine problem to solve, since code cannot rewrap the way a paragraph can without changing what it means.</w:t>
       </w:r>
     </w:p>
     <w:p>
@@ -123,16 +75,7 @@
           <w:b w:val="0"/>
           <w:i w:val="0"/>
         </w:rPr>
-        <w:t>This connects directly to the Unit 1 material on the UX process. The unit's emphasis on research preceding design decisions is easy to accept in the abstract and easy to skip in practice. I skipped it, produced weak answers, and had to go back, which turned out to be the most useful thing that happened during the project. Defining users first is not a preliminary step before the real design work; it is what makes the design work possible.</w:t>
-      </w:r>
-    </w:p>
-    <w:p>
-      <w:r>
-        <w:rPr>
-          <w:b/>
-          <w:i w:val="0"/>
-        </w:rPr>
-        <w:t>The scope and internal overlap of the twelve questions.</w:t>
+        <w:t>That connects directly back to the Unit 1 material on the UX process, where the emphasis is on research coming before design decisions. That is easy to agree with in the abstract and easy to skip when you are actually trying to get something written, and I skipped it, produced weak answers, and had to go back and start over. In hindsight that was the most useful thing that happened during the project, since defining the users first is not a preliminary step you get through before the real design work starts, it is the thing that makes the real design work possible at all.</w:t>
       </w:r>
     </w:p>
     <w:p>
@@ -141,7 +84,7 @@
           <w:b w:val="0"/>
           <w:i w:val="0"/>
         </w:rPr>
-        <w:t>The second challenge was structural. Twelve questions covering related territory produce substantial overlap, and the risk is either repeating the same points twelve times or splitting an idea so thinly that no answer is complete. Customization (Q10), personalized experiences (Q8), and features supporting impairments (Q4) all touch the same ground. Readability (Q12) overlaps information architecture (Q11) and cultural considerations (Q6).</w:t>
+        <w:t>The second challenge was structural, and it came from the shape of the assignment itself. Twelve questions covering closely related territory produce a lot of overlap, so the risk is either repeating the same three points twelve times or splitting one idea so thinly across several answers that none of them is complete. Customization in Question 10, personalized experiences in Question 8, and features supporting impairments in Question 4 all touch the same ground, and readability in Question 12 overlaps both information architecture in Question 11 and cultural considerations in Question 6.</w:t>
       </w:r>
     </w:p>
     <w:p>
@@ -150,35 +93,7 @@
           <w:b w:val="0"/>
           <w:i w:val="0"/>
         </w:rPr>
-        <w:t xml:space="preserve">I resolved this by assigning each question a distinct angle on the shared material rather than a distinct set of facts. Q4 covers features organized by the impairment they serve; Q8 covers the </w:t>
-      </w:r>
-      <w:r>
-        <w:rPr>
-          <w:b w:val="0"/>
-          <w:i/>
-        </w:rPr>
-        <w:t>methodology</w:t>
-      </w:r>
-      <w:r>
-        <w:rPr>
-          <w:b w:val="0"/>
-          <w:i w:val="0"/>
-        </w:rPr>
-        <w:t xml:space="preserve"> that produces those features; Q10 covers the </w:t>
-      </w:r>
-      <w:r>
-        <w:rPr>
-          <w:b w:val="0"/>
-          <w:i/>
-        </w:rPr>
-        <w:t>controls</w:t>
-      </w:r>
-      <w:r>
-        <w:rPr>
-          <w:b w:val="0"/>
-          <w:i w:val="0"/>
-        </w:rPr>
-        <w:t xml:space="preserve"> that expose them to users. The same underlying commitment appears in three places, examined three ways. Deciding this explicitly, rather than discovering the repetition after drafting, would have saved considerable rework, and it is the approach I would start with next time.</w:t>
+        <w:t>I resolved that by deciding that each question would take a distinct angle on shared material rather than trying to find twelve completely separate sets of facts, so Question 4 covers the features organized by which impairment they serve, Question 8 covers the methodology that produces those features, and Question 10 covers the controls that expose them to the user. The same underlying commitment shows up in three places, examined three different ways. Deciding that explicitly at the start, instead of discovering the repetition after I had already drafted several answers, would have saved me a fair amount of rework, and it is how I would approach a multi-part assignment like this next time.</w:t>
       </w:r>
     </w:p>
     <w:p>
@@ -187,7 +102,7 @@
           <w:b w:val="0"/>
           <w:i w:val="0"/>
         </w:rPr>
-        <w:t>A related difficulty was calibrating depth. Each question could support a paper on its own. I set a working rule that every answer had to name specific standards, tools, or methods rather than gesture at principles, and had to connect back to the proposed site rather than float free of it. Where I could not make a point specific to this site, that was usually a sign the point was filler.</w:t>
+        <w:t>A related difficulty was judging how deep to go, since each of the twelve questions could support a paper on its own. I ended up setting myself a working rule that every answer had to name specific standards, tools, or methods instead of gesturing at principles, and had to connect back to the proposed site instead of floating free of it, so that I was not just padding the word count and calling it thorough. Where I could not make a point specific to this particular site, that was usually a sign the point was filler and belonged out.</w:t>
       </w:r>
     </w:p>
     <w:p>
@@ -195,16 +110,7 @@
         <w:pStyle w:val="Heading2"/>
       </w:pPr>
       <w:r>
-        <w:t>2. What additional resources did you need to use to support your proposal and address the usability, accessibility, and inclusive design questions?</w:t>
-      </w:r>
-    </w:p>
-    <w:p>
-      <w:r>
-        <w:rPr>
-          <w:b/>
-          <w:i w:val="0"/>
-        </w:rPr>
-        <w:t>W3C WCAG 2.2 documentation.</w:t>
+        <w:t>What additional resources did you need to use to support your proposal and address the usability, accessibility, and inclusive design questions?</w:t>
       </w:r>
     </w:p>
     <w:p>
@@ -213,35 +119,7 @@
           <w:b w:val="0"/>
           <w:i w:val="0"/>
         </w:rPr>
-        <w:t xml:space="preserve">The primary resource was the W3C's own Web Content Accessibility Guidelines 2.2, along with the </w:t>
-      </w:r>
-      <w:r>
-        <w:rPr>
-          <w:b w:val="0"/>
-          <w:i/>
-        </w:rPr>
-        <w:t>How to Meet WCAG</w:t>
-      </w:r>
-      <w:r>
-        <w:rPr>
-          <w:b w:val="0"/>
-          <w:i w:val="0"/>
-        </w:rPr>
-        <w:t xml:space="preserve"> quick reference and the accompanying </w:t>
-      </w:r>
-      <w:r>
-        <w:rPr>
-          <w:b w:val="0"/>
-          <w:i/>
-        </w:rPr>
-        <w:t>Understanding</w:t>
-      </w:r>
-      <w:r>
-        <w:rPr>
-          <w:b w:val="0"/>
-          <w:i w:val="0"/>
-        </w:rPr>
-        <w:t xml:space="preserve"> documents. The course material in Unit 2 introduced WCAG's structure and the POUR principles, but writing specific design commitments required going to the source for the success criteria themselves.</w:t>
+        <w:t>The main resource was the W3C's own Web Content Accessibility Guidelines 2.2, along with the How to Meet WCAG quick reference and the Understanding documents that go with each success criterion. Unit 2 introduced the structure of WCAG and the POUR principles, but writing specific design commitments meant going to the source for the criteria themselves rather than working from a summary.</w:t>
       </w:r>
     </w:p>
     <w:p>
@@ -250,21 +128,7 @@
           <w:b w:val="0"/>
           <w:i w:val="0"/>
         </w:rPr>
-        <w:t xml:space="preserve">Two things became clear only from the primary documentation. First, the distinction between conformance levels is a design decision rather than a technicality: deciding to target Level AA and then deliberately exceeding it on readability (3.1.5, a AAA criterion) was a choice I could only make once I understood what each level actually required. Second, the </w:t>
-      </w:r>
-      <w:r>
-        <w:rPr>
-          <w:b w:val="0"/>
-          <w:i/>
-        </w:rPr>
-        <w:t>Understanding</w:t>
-      </w:r>
-      <w:r>
-        <w:rPr>
-          <w:b w:val="0"/>
-          <w:i w:val="0"/>
-        </w:rPr>
-        <w:t xml:space="preserve"> documents explain the reasoning behind each criterion, and that reasoning is what makes the criteria applicable to a design that the specification never anticipated. Knowing that Reflow (1.4.10) exists to serve users who zoom is what let me recognize it as the same problem as mobile layout, rather than treating them as two separate requirements.</w:t>
+        <w:t>Two things only became clear from the primary documentation. The first is that the difference between conformance levels is a design decision and not a technicality, so deciding to target Level AA and then deliberately exceed it on readability, which is a AAA criterion at 3.1.5, was a choice I could only make once I understood what each level actually required. The second is that the Understanding documents explain the reasoning behind each criterion, and that reasoning is what lets you apply a criterion to a design the specification never anticipated. Knowing that Reflow at 1.4.10 exists to serve people who zoom is what let me recognize it as the same underlying problem as mobile layout instead of treating them as two separate requirements with two separate solutions. I also worked from WCAG 2.2 specifically rather than the more commonly cited 2.1, since 2.2 added criteria that matter directly to this proposal, including Target Size at 2.5.8, Dragging Movements at 2.5.7, and Focus Not Obscured at 2.4.11.</w:t>
       </w:r>
     </w:p>
     <w:p>
@@ -273,16 +137,7 @@
           <w:b w:val="0"/>
           <w:i w:val="0"/>
         </w:rPr>
-        <w:t>I also used WCAG 2.2 specifically rather than the more commonly cited 2.1, which added criteria directly relevant to this proposal: Target Size (2.5.8), Dragging Movements (2.5.7), and Focus Not Obscured (2.4.11).</w:t>
-      </w:r>
-    </w:p>
-    <w:p>
-      <w:r>
-        <w:rPr>
-          <w:b/>
-          <w:i w:val="0"/>
-        </w:rPr>
-        <w:t>Nielsen Norman Group, Rohr (2022) on research method selection.</w:t>
+        <w:t>For the usability and information architecture questions I used Nielsen Norman Group's material, and the one that changed the proposal most was Rohr's framework organizing twenty UX research methods along three dimensions, attitudinal versus behavioral, qualitative versus quantitative, and context of use. My first draft of Section 7 just listed feedback mechanisms, a form, a survey, some analytics, as though having more channels was straightforwardly better. The three-dimensional framework showed me that those mechanisms are not interchangeable and that a list can look thorough while still having a gap in it, since analytics are behavioral and quantitative and tell me what happened at scale but never why, a survey is attitudinal and captures what people say rather than what they do, and only qualitative behavioral methods explain causes. Recognizing that a feedback program can be extensive and still be blind in one whole dimension was the single most useful correction I made to the proposal.</w:t>
       </w:r>
     </w:p>
     <w:p>
@@ -291,7 +146,7 @@
           <w:b w:val="0"/>
           <w:i w:val="0"/>
         </w:rPr>
-        <w:t>For the usability, feedback, and information architecture questions, I drew on Nielsen Norman Group's material, particularly Rohr's (2022) framework organizing twenty UX research methods along three dimensions: attitudinal versus behavioral, qualitative versus quantitative, and context of use.</w:t>
+        <w:t>Nielsen Norman Group also gave me the usability heuristics behind the navigation principles in Section 1, which meant those principles rest on an established framework instead of my personal preferences, and their information architecture material is where the card sorting and tree testing methods in Section 11 came from. The most useful idea I took from it was organizing a site around user tasks instead of internal structure, since my first instinct was to group content by format into articles, tutorials, and references, which forces the reader to already know what form their answer takes, and that is exactly the knowledge a learner does not have yet.</w:t>
       </w:r>
     </w:p>
     <w:p>
@@ -300,49 +155,7 @@
           <w:b w:val="0"/>
           <w:i w:val="0"/>
         </w:rPr>
-        <w:t xml:space="preserve">This resource changed Section 7 substantially. My first draft simply listed feedback mechanisms (a form, a survey, analytics) as though more channels were straightforwardly better. The three-dimensional framework showed that those mechanisms are not interchangeable and that a list can have real gaps. Analytics are behavioral and quantitative and tell me </w:t>
-      </w:r>
-      <w:r>
-        <w:rPr>
-          <w:b w:val="0"/>
-          <w:i/>
-        </w:rPr>
-        <w:t>what</w:t>
-      </w:r>
-      <w:r>
-        <w:rPr>
-          <w:b w:val="0"/>
-          <w:i w:val="0"/>
-        </w:rPr>
-        <w:t xml:space="preserve"> happened at scale but never </w:t>
-      </w:r>
-      <w:r>
-        <w:rPr>
-          <w:b w:val="0"/>
-          <w:i/>
-        </w:rPr>
-        <w:t>why</w:t>
-      </w:r>
-      <w:r>
-        <w:rPr>
-          <w:b w:val="0"/>
-          <w:i w:val="0"/>
-        </w:rPr>
-        <w:t xml:space="preserve">. A survey is attitudinal and captures what users </w:t>
-      </w:r>
-      <w:r>
-        <w:rPr>
-          <w:b w:val="0"/>
-          <w:i/>
-        </w:rPr>
-        <w:t>say</w:t>
-      </w:r>
-      <w:r>
-        <w:rPr>
-          <w:b w:val="0"/>
-          <w:i w:val="0"/>
-        </w:rPr>
-        <w:t>, which is not always what they do. Only qualitative behavioral methods explain causes. Recognizing that a feedback program can be extensive and still be blind in one dimension was the single most useful correction I made to the proposal.</w:t>
+        <w:t>The Unit 2 text, Gilbert's Inclusive Design for a Digital World, gave me what the WCAG specification deliberately does not, which is the reasoning behind the requirements and an account of how assistive technologies actually work. Reading about screen readers, switch devices, and screen magnification as real tools with real behaviors changed how I wrote Section 3, because I had originally written "test with a screen reader" as though that were one single activity, and understanding that NVDA, JAWS, VoiceOver, and TalkBack differ meaningfully in their ARIA support is why the proposal now names specific screen reader and browser pairings instead. That book's treatment of compliance and legislation also reframed how I understood the conformance levels, since compliance is a legal floor rather than a design target, and that is what made me comfortable committing to AA overall while deliberately exceeding it on readability rather than treating the standard as a finish line.</w:t>
       </w:r>
     </w:p>
     <w:p>
@@ -351,66 +164,7 @@
           <w:b w:val="0"/>
           <w:i w:val="0"/>
         </w:rPr>
-        <w:t>NN/g's usability heuristics also gave the navigation principles in Section 1 an established framework rather than a list of personal preferences, and its information architecture material supplied the card sorting and tree testing methods in Section 11. The most useful idea there was organizing a site around user tasks rather than internal structure: my first instinct was to group content by format (articles, tutorials, references), which requires the reader to already know what form their answer takes, precisely the knowledge a learner lacks.</w:t>
-      </w:r>
-    </w:p>
-    <w:p>
-      <w:r>
-        <w:rPr>
-          <w:b/>
-          <w:i w:val="0"/>
-        </w:rPr>
-        <w:t xml:space="preserve">Gilbert (2019), </w:t>
-      </w:r>
-      <w:r>
-        <w:rPr>
-          <w:b/>
-          <w:i/>
-        </w:rPr>
-        <w:t>Inclusive Design for a Digital World</w:t>
-      </w:r>
-      <w:r>
-        <w:rPr>
-          <w:b/>
-          <w:i w:val="0"/>
-        </w:rPr>
-        <w:t>.</w:t>
-      </w:r>
-    </w:p>
-    <w:p>
-      <w:r>
-        <w:rPr>
-          <w:b w:val="0"/>
-          <w:i w:val="0"/>
-        </w:rPr>
-        <w:t>The Unit 2 text supplied what the WCAG specification deliberately does not: the reasoning behind the requirements, and an account of how assistive technologies actually work. Reading about screen readers, switch devices, and screen magnification as real tools with real behaviors changed how I wrote Section 3. I had initially written "test with a screen reader" as though that were one activity. Understanding that NVDA, JAWS, VoiceOver, and TalkBack differ meaningfully in ARIA support is why the proposal now names specific screen reader and browser pairings.</w:t>
-      </w:r>
-    </w:p>
-    <w:p>
-      <w:r>
-        <w:rPr>
-          <w:b w:val="0"/>
-          <w:i w:val="0"/>
-        </w:rPr>
-        <w:t>The book's treatment of compliance and legislation also reframed how I understood WCAG's conformance levels. Compliance is a legal floor, not a design target, which is what made me comfortable committing to AA overall while deliberately exceeding it on readability, rather than treating the standard as a finish line.</w:t>
-      </w:r>
-    </w:p>
-    <w:p>
-      <w:r>
-        <w:rPr>
-          <w:b/>
-          <w:i w:val="0"/>
-        </w:rPr>
-        <w:t>How these resources shaped the outcome.</w:t>
-      </w:r>
-    </w:p>
-    <w:p>
-      <w:r>
-        <w:rPr>
-          <w:b w:val="0"/>
-          <w:i w:val="0"/>
-        </w:rPr>
-        <w:t>The three sources served distinct functions, and I needed all of them. WCAG defined what conformance requires, the verifiable floor. Gilbert explained why those requirements exist and how the technologies they serve behave. NN/g addressed what usability requires, which WCAG does not attempt to specify. A site can satisfy every Level AA criterion and still be difficult to use, and the gap between conformance and usability is where most of the design decisions in this proposal actually live. Unit 2's framing of accessibility as a compliance obligation and Unit 1's framing of UX as a research-driven process proved to be two halves of one problem rather than separate topics.</w:t>
+        <w:t>Overall I needed all three sources because they answer different questions. WCAG defines what conformance requires and gives me something verifiable, Gilbert explains why those requirements exist and how the technologies they serve behave, and Nielsen Norman Group addresses what usability requires, which WCAG does not attempt to specify at all. A site can satisfy every Level AA criterion and still be miserable to use, and the gap between those two things is where most of the design decisions in this proposal actually live. Unit 2 framing accessibility as a compliance obligation and Unit 1 framing UX as a research-driven process turned out to be two halves of the same problem rather than two separate topics.</w:t>
       </w:r>
     </w:p>
     <w:p>

--- a/docs/Project1-Reflection-Anderson.docx
+++ b/docs/Project1-Reflection-Anderson.docx
@@ -40,7 +40,25 @@
           <w:b w:val="0"/>
           <w:i w:val="0"/>
         </w:rPr>
-        <w:t>Gilbert Anderson, CMST 387 6300, Principles of Web Design and Technology III Proposed site: CMST 387 Web Design Resource Hub Live site: https://cmst387-umgc-ganderson58.azurewebsites.net</w:t>
+        <w:t>Gilbert Anderson, CMST 387 6300, Principles of Web Design and Technology III</w:t>
+      </w:r>
+    </w:p>
+    <w:p>
+      <w:r>
+        <w:rPr>
+          <w:b w:val="0"/>
+          <w:i w:val="0"/>
+        </w:rPr>
+        <w:t>Proposed site: CMST 387 Web Design Resource Hub</w:t>
+      </w:r>
+    </w:p>
+    <w:p>
+      <w:r>
+        <w:rPr>
+          <w:b w:val="0"/>
+          <w:i w:val="0"/>
+        </w:rPr>
+        <w:t>Live site: https://cmst387-umgc-ganderson58.azurewebsites.net</w:t>
       </w:r>
     </w:p>
     <w:p>

--- a/docs/Project1-Reflection-Anderson.docx
+++ b/docs/Project1-Reflection-Anderson.docx
@@ -19,7 +19,7 @@
         <w:t xml:space="preserve">Course: </w:t>
       </w:r>
       <w:r>
-        <w:t>CMST 387 6300 - Principles of Web Design and Technology III</w:t>
+        <w:t>WDDE 385 - Principles of Web Design and Technology III</w:t>
       </w:r>
     </w:p>
     <w:p>
@@ -40,7 +40,7 @@
           <w:b w:val="0"/>
           <w:i w:val="0"/>
         </w:rPr>
-        <w:t>Gilbert Anderson, CMST 387 6300, Principles of Web Design and Technology III</w:t>
+        <w:t>Gilbert Anderson, WDDE 385, Principles of Web Design and Technology III</w:t>
       </w:r>
     </w:p>
     <w:p>
@@ -49,7 +49,7 @@
           <w:b w:val="0"/>
           <w:i w:val="0"/>
         </w:rPr>
-        <w:t>Proposed site: CMST 387 Web Design Resource Hub</w:t>
+        <w:t>Proposed site: WDDE 385 Web Design Resource Hub</w:t>
       </w:r>
     </w:p>
     <w:p>
